--- a/worksheets/RP_L2_CyberDefenceHQ_Worksheet.docx
+++ b/worksheets/RP_L2_CyberDefenceHQ_Worksheet.docx
@@ -540,7 +540,7 @@
                 <w:sz w:val="21"/>
                 <w:szCs w:val="21"/>
               </w:rPr>
-              <w:t xml:space="preserve">Why do online forms often have an 'I'm not a robot' prompt? What else is reCAPTCHA used for?</w:t>
+              <w:t xml:space="preserve">Think of three ways someone could get into a school computer account without ever breaking the software. How could the school stop each one?</w:t>
             </w:r>
           </w:p>
           <w:tbl>
@@ -1323,6 +1323,218 @@
               </w:tc>
             </w:tr>
           </w:tbl>
+          <w:p>
+            <w:pPr>
+              <w:keepNext/>
+              <w:spacing w:after="60" w:before="120"/>
+            </w:pPr>
+            <w:r>
+              <w:rPr>
+                <w:rFonts w:ascii="Arial" w:cs="Arial" w:eastAsia="Arial" w:hAnsi="Arial"/>
+                <w:b/>
+                <w:bCs/>
+                <w:sz w:val="21"/>
+                <w:szCs w:val="21"/>
+              </w:rPr>
+              <w:t xml:space="preserve">What does anticipating misuse mean?</w:t>
+            </w:r>
+          </w:p>
+          <w:tbl>
+            <w:tblPr>
+              <w:tblW w:type="dxa" w:w="10026"/>
+              <w:tblBorders>
+                <w:top w:val="single" w:color="auto" w:sz="4"/>
+                <w:left w:val="single" w:color="auto" w:sz="4"/>
+                <w:bottom w:val="single" w:color="auto" w:sz="4"/>
+                <w:right w:val="single" w:color="auto" w:sz="4"/>
+                <w:insideH w:val="single" w:color="auto" w:sz="4"/>
+                <w:insideV w:val="single" w:color="auto" w:sz="4"/>
+              </w:tblBorders>
+            </w:tblPr>
+            <w:tblGrid>
+              <w:gridCol w:w="10026"/>
+            </w:tblGrid>
+            <w:tr>
+              <w:trPr>
+                <w:cantSplit/>
+                <w:trHeight w:val="460" w:hRule="exact"/>
+              </w:trPr>
+              <w:tc>
+                <w:tcPr>
+                  <w:tcW w:type="dxa" w:w="10026"/>
+                  <w:tcBorders>
+                    <w:top w:val="none" w:color="FFFFFF" w:sz="0"/>
+                    <w:left w:val="none" w:color="FFFFFF" w:sz="0"/>
+                    <w:bottom w:val="dotted" w:color="9AA8BC" w:sz="6"/>
+                    <w:right w:val="none" w:color="FFFFFF" w:sz="0"/>
+                  </w:tcBorders>
+                  <w:tcMar>
+                    <w:left w:type="dxa" w:w="0"/>
+                    <w:bottom w:type="dxa" w:w="20"/>
+                    <w:right w:type="dxa" w:w="0"/>
+                  </w:tcMar>
+                  <w:vAlign w:val="bottom"/>
+                </w:tcPr>
+                <w:p>
+                  <w:pPr>
+                    <w:spacing w:after="0" w:before="0"/>
+                  </w:pPr>
+                  <w:r>
+                    <w:rPr>
+                      <w:rFonts w:ascii="Arial" w:cs="Arial" w:eastAsia="Arial" w:hAnsi="Arial"/>
+                      <w:color w:val="5A6B85"/>
+                      <w:sz w:val="21"/>
+                      <w:szCs w:val="21"/>
+                    </w:rPr>
+                    <w:t xml:space="preserve"/>
+                  </w:r>
+                </w:p>
+              </w:tc>
+            </w:tr>
+            <w:tr>
+              <w:trPr>
+                <w:cantSplit/>
+                <w:trHeight w:val="460" w:hRule="exact"/>
+              </w:trPr>
+              <w:tc>
+                <w:tcPr>
+                  <w:tcW w:type="dxa" w:w="10026"/>
+                  <w:tcBorders>
+                    <w:top w:val="none" w:color="FFFFFF" w:sz="0"/>
+                    <w:left w:val="none" w:color="FFFFFF" w:sz="0"/>
+                    <w:bottom w:val="dotted" w:color="9AA8BC" w:sz="6"/>
+                    <w:right w:val="none" w:color="FFFFFF" w:sz="0"/>
+                  </w:tcBorders>
+                  <w:tcMar>
+                    <w:left w:type="dxa" w:w="0"/>
+                    <w:bottom w:type="dxa" w:w="20"/>
+                    <w:right w:type="dxa" w:w="0"/>
+                  </w:tcMar>
+                  <w:vAlign w:val="bottom"/>
+                </w:tcPr>
+                <w:p>
+                  <w:pPr>
+                    <w:spacing w:after="0" w:before="0"/>
+                  </w:pPr>
+                  <w:r>
+                    <w:rPr>
+                      <w:rFonts w:ascii="Arial" w:cs="Arial" w:eastAsia="Arial" w:hAnsi="Arial"/>
+                      <w:color w:val="5A6B85"/>
+                      <w:sz w:val="21"/>
+                      <w:szCs w:val="21"/>
+                    </w:rPr>
+                    <w:t xml:space="preserve"/>
+                  </w:r>
+                </w:p>
+              </w:tc>
+            </w:tr>
+          </w:tbl>
+          <w:p>
+            <w:pPr>
+              <w:keepNext/>
+              <w:spacing w:after="60" w:before="120"/>
+            </w:pPr>
+            <w:r>
+              <w:rPr>
+                <w:rFonts w:ascii="Arial" w:cs="Arial" w:eastAsia="Arial" w:hAnsi="Arial"/>
+                <w:b/>
+                <w:bCs/>
+                <w:sz w:val="21"/>
+                <w:szCs w:val="21"/>
+              </w:rPr>
+              <w:t xml:space="preserve">A user types their name into a box asking for a number. What should a robust program do?</w:t>
+            </w:r>
+          </w:p>
+          <w:tbl>
+            <w:tblPr>
+              <w:tblW w:type="dxa" w:w="10026"/>
+              <w:tblBorders>
+                <w:top w:val="single" w:color="auto" w:sz="4"/>
+                <w:left w:val="single" w:color="auto" w:sz="4"/>
+                <w:bottom w:val="single" w:color="auto" w:sz="4"/>
+                <w:right w:val="single" w:color="auto" w:sz="4"/>
+                <w:insideH w:val="single" w:color="auto" w:sz="4"/>
+                <w:insideV w:val="single" w:color="auto" w:sz="4"/>
+              </w:tblBorders>
+            </w:tblPr>
+            <w:tblGrid>
+              <w:gridCol w:w="10026"/>
+            </w:tblGrid>
+            <w:tr>
+              <w:trPr>
+                <w:cantSplit/>
+                <w:trHeight w:val="460" w:hRule="exact"/>
+              </w:trPr>
+              <w:tc>
+                <w:tcPr>
+                  <w:tcW w:type="dxa" w:w="10026"/>
+                  <w:tcBorders>
+                    <w:top w:val="none" w:color="FFFFFF" w:sz="0"/>
+                    <w:left w:val="none" w:color="FFFFFF" w:sz="0"/>
+                    <w:bottom w:val="dotted" w:color="9AA8BC" w:sz="6"/>
+                    <w:right w:val="none" w:color="FFFFFF" w:sz="0"/>
+                  </w:tcBorders>
+                  <w:tcMar>
+                    <w:left w:type="dxa" w:w="0"/>
+                    <w:bottom w:type="dxa" w:w="20"/>
+                    <w:right w:type="dxa" w:w="0"/>
+                  </w:tcMar>
+                  <w:vAlign w:val="bottom"/>
+                </w:tcPr>
+                <w:p>
+                  <w:pPr>
+                    <w:spacing w:after="0" w:before="0"/>
+                  </w:pPr>
+                  <w:r>
+                    <w:rPr>
+                      <w:rFonts w:ascii="Arial" w:cs="Arial" w:eastAsia="Arial" w:hAnsi="Arial"/>
+                      <w:color w:val="5A6B85"/>
+                      <w:sz w:val="21"/>
+                      <w:szCs w:val="21"/>
+                    </w:rPr>
+                    <w:t xml:space="preserve"/>
+                  </w:r>
+                </w:p>
+              </w:tc>
+            </w:tr>
+            <w:tr>
+              <w:trPr>
+                <w:cantSplit/>
+                <w:trHeight w:val="460" w:hRule="exact"/>
+              </w:trPr>
+              <w:tc>
+                <w:tcPr>
+                  <w:tcW w:type="dxa" w:w="10026"/>
+                  <w:tcBorders>
+                    <w:top w:val="none" w:color="FFFFFF" w:sz="0"/>
+                    <w:left w:val="none" w:color="FFFFFF" w:sz="0"/>
+                    <w:bottom w:val="dotted" w:color="9AA8BC" w:sz="6"/>
+                    <w:right w:val="none" w:color="FFFFFF" w:sz="0"/>
+                  </w:tcBorders>
+                  <w:tcMar>
+                    <w:left w:type="dxa" w:w="0"/>
+                    <w:bottom w:type="dxa" w:w="20"/>
+                    <w:right w:type="dxa" w:w="0"/>
+                  </w:tcMar>
+                  <w:vAlign w:val="bottom"/>
+                </w:tcPr>
+                <w:p>
+                  <w:pPr>
+                    <w:spacing w:after="0" w:before="0"/>
+                  </w:pPr>
+                  <w:r>
+                    <w:rPr>
+                      <w:rFonts w:ascii="Arial" w:cs="Arial" w:eastAsia="Arial" w:hAnsi="Arial"/>
+                      <w:color w:val="5A6B85"/>
+                      <w:sz w:val="21"/>
+                      <w:szCs w:val="21"/>
+                    </w:rPr>
+                    <w:t xml:space="preserve"/>
+                  </w:r>
+                </w:p>
+              </w:tc>
+            </w:tr>
+          </w:tbl>
           <w:p/>
         </w:tc>
       </w:tr>
@@ -1514,6 +1726,218 @@
                 <w:szCs w:val="21"/>
               </w:rPr>
               <w:t xml:space="preserve">Fill in the four problems from your workbook images.</w:t>
+            </w:r>
+          </w:p>
+          <w:tbl>
+            <w:tblPr>
+              <w:tblW w:type="dxa" w:w="10026"/>
+              <w:tblBorders>
+                <w:top w:val="single" w:color="auto" w:sz="4"/>
+                <w:left w:val="single" w:color="auto" w:sz="4"/>
+                <w:bottom w:val="single" w:color="auto" w:sz="4"/>
+                <w:right w:val="single" w:color="auto" w:sz="4"/>
+                <w:insideH w:val="single" w:color="auto" w:sz="4"/>
+                <w:insideV w:val="single" w:color="auto" w:sz="4"/>
+              </w:tblBorders>
+            </w:tblPr>
+            <w:tblGrid>
+              <w:gridCol w:w="10026"/>
+            </w:tblGrid>
+            <w:tr>
+              <w:trPr>
+                <w:cantSplit/>
+                <w:trHeight w:val="460" w:hRule="exact"/>
+              </w:trPr>
+              <w:tc>
+                <w:tcPr>
+                  <w:tcW w:type="dxa" w:w="10026"/>
+                  <w:tcBorders>
+                    <w:top w:val="none" w:color="FFFFFF" w:sz="0"/>
+                    <w:left w:val="none" w:color="FFFFFF" w:sz="0"/>
+                    <w:bottom w:val="dotted" w:color="9AA8BC" w:sz="6"/>
+                    <w:right w:val="none" w:color="FFFFFF" w:sz="0"/>
+                  </w:tcBorders>
+                  <w:tcMar>
+                    <w:left w:type="dxa" w:w="0"/>
+                    <w:bottom w:type="dxa" w:w="20"/>
+                    <w:right w:type="dxa" w:w="0"/>
+                  </w:tcMar>
+                  <w:vAlign w:val="bottom"/>
+                </w:tcPr>
+                <w:p>
+                  <w:pPr>
+                    <w:spacing w:after="0" w:before="0"/>
+                  </w:pPr>
+                  <w:r>
+                    <w:rPr>
+                      <w:rFonts w:ascii="Arial" w:cs="Arial" w:eastAsia="Arial" w:hAnsi="Arial"/>
+                      <w:color w:val="5A6B85"/>
+                      <w:sz w:val="21"/>
+                      <w:szCs w:val="21"/>
+                    </w:rPr>
+                    <w:t xml:space="preserve"/>
+                  </w:r>
+                </w:p>
+              </w:tc>
+            </w:tr>
+            <w:tr>
+              <w:trPr>
+                <w:cantSplit/>
+                <w:trHeight w:val="460" w:hRule="exact"/>
+              </w:trPr>
+              <w:tc>
+                <w:tcPr>
+                  <w:tcW w:type="dxa" w:w="10026"/>
+                  <w:tcBorders>
+                    <w:top w:val="none" w:color="FFFFFF" w:sz="0"/>
+                    <w:left w:val="none" w:color="FFFFFF" w:sz="0"/>
+                    <w:bottom w:val="dotted" w:color="9AA8BC" w:sz="6"/>
+                    <w:right w:val="none" w:color="FFFFFF" w:sz="0"/>
+                  </w:tcBorders>
+                  <w:tcMar>
+                    <w:left w:type="dxa" w:w="0"/>
+                    <w:bottom w:type="dxa" w:w="20"/>
+                    <w:right w:type="dxa" w:w="0"/>
+                  </w:tcMar>
+                  <w:vAlign w:val="bottom"/>
+                </w:tcPr>
+                <w:p>
+                  <w:pPr>
+                    <w:spacing w:after="0" w:before="0"/>
+                  </w:pPr>
+                  <w:r>
+                    <w:rPr>
+                      <w:rFonts w:ascii="Arial" w:cs="Arial" w:eastAsia="Arial" w:hAnsi="Arial"/>
+                      <w:color w:val="5A6B85"/>
+                      <w:sz w:val="21"/>
+                      <w:szCs w:val="21"/>
+                    </w:rPr>
+                    <w:t xml:space="preserve"/>
+                  </w:r>
+                </w:p>
+              </w:tc>
+            </w:tr>
+          </w:tbl>
+          <w:p>
+            <w:pPr>
+              <w:keepNext/>
+              <w:spacing w:after="60" w:before="120"/>
+            </w:pPr>
+            <w:r>
+              <w:rPr>
+                <w:rFonts w:ascii="Arial" w:cs="Arial" w:eastAsia="Arial" w:hAnsi="Arial"/>
+                <w:b/>
+                <w:bCs/>
+                <w:sz w:val="21"/>
+                <w:szCs w:val="21"/>
+              </w:rPr>
+              <w:t xml:space="preserve">Which of these could crash a program even when the input is valid? Select all that apply.</w:t>
+            </w:r>
+          </w:p>
+          <w:tbl>
+            <w:tblPr>
+              <w:tblW w:type="dxa" w:w="10026"/>
+              <w:tblBorders>
+                <w:top w:val="single" w:color="auto" w:sz="4"/>
+                <w:left w:val="single" w:color="auto" w:sz="4"/>
+                <w:bottom w:val="single" w:color="auto" w:sz="4"/>
+                <w:right w:val="single" w:color="auto" w:sz="4"/>
+                <w:insideH w:val="single" w:color="auto" w:sz="4"/>
+                <w:insideV w:val="single" w:color="auto" w:sz="4"/>
+              </w:tblBorders>
+            </w:tblPr>
+            <w:tblGrid>
+              <w:gridCol w:w="10026"/>
+            </w:tblGrid>
+            <w:tr>
+              <w:trPr>
+                <w:cantSplit/>
+                <w:trHeight w:val="460" w:hRule="exact"/>
+              </w:trPr>
+              <w:tc>
+                <w:tcPr>
+                  <w:tcW w:type="dxa" w:w="10026"/>
+                  <w:tcBorders>
+                    <w:top w:val="none" w:color="FFFFFF" w:sz="0"/>
+                    <w:left w:val="none" w:color="FFFFFF" w:sz="0"/>
+                    <w:bottom w:val="dotted" w:color="9AA8BC" w:sz="6"/>
+                    <w:right w:val="none" w:color="FFFFFF" w:sz="0"/>
+                  </w:tcBorders>
+                  <w:tcMar>
+                    <w:left w:type="dxa" w:w="0"/>
+                    <w:bottom w:type="dxa" w:w="20"/>
+                    <w:right w:type="dxa" w:w="0"/>
+                  </w:tcMar>
+                  <w:vAlign w:val="bottom"/>
+                </w:tcPr>
+                <w:p>
+                  <w:pPr>
+                    <w:spacing w:after="0" w:before="0"/>
+                  </w:pPr>
+                  <w:r>
+                    <w:rPr>
+                      <w:rFonts w:ascii="Arial" w:cs="Arial" w:eastAsia="Arial" w:hAnsi="Arial"/>
+                      <w:color w:val="5A6B85"/>
+                      <w:sz w:val="21"/>
+                      <w:szCs w:val="21"/>
+                    </w:rPr>
+                    <w:t xml:space="preserve"/>
+                  </w:r>
+                </w:p>
+              </w:tc>
+            </w:tr>
+            <w:tr>
+              <w:trPr>
+                <w:cantSplit/>
+                <w:trHeight w:val="460" w:hRule="exact"/>
+              </w:trPr>
+              <w:tc>
+                <w:tcPr>
+                  <w:tcW w:type="dxa" w:w="10026"/>
+                  <w:tcBorders>
+                    <w:top w:val="none" w:color="FFFFFF" w:sz="0"/>
+                    <w:left w:val="none" w:color="FFFFFF" w:sz="0"/>
+                    <w:bottom w:val="dotted" w:color="9AA8BC" w:sz="6"/>
+                    <w:right w:val="none" w:color="FFFFFF" w:sz="0"/>
+                  </w:tcBorders>
+                  <w:tcMar>
+                    <w:left w:type="dxa" w:w="0"/>
+                    <w:bottom w:type="dxa" w:w="20"/>
+                    <w:right w:type="dxa" w:w="0"/>
+                  </w:tcMar>
+                  <w:vAlign w:val="bottom"/>
+                </w:tcPr>
+                <w:p>
+                  <w:pPr>
+                    <w:spacing w:after="0" w:before="0"/>
+                  </w:pPr>
+                  <w:r>
+                    <w:rPr>
+                      <w:rFonts w:ascii="Arial" w:cs="Arial" w:eastAsia="Arial" w:hAnsi="Arial"/>
+                      <w:color w:val="5A6B85"/>
+                      <w:sz w:val="21"/>
+                      <w:szCs w:val="21"/>
+                    </w:rPr>
+                    <w:t xml:space="preserve"/>
+                  </w:r>
+                </w:p>
+              </w:tc>
+            </w:tr>
+          </w:tbl>
+          <w:p>
+            <w:pPr>
+              <w:keepNext/>
+              <w:spacing w:after="60" w:before="120"/>
+            </w:pPr>
+            <w:r>
+              <w:rPr>
+                <w:rFonts w:ascii="Arial" w:cs="Arial" w:eastAsia="Arial" w:hAnsi="Arial"/>
+                <w:b/>
+                <w:bCs/>
+                <w:sz w:val="21"/>
+                <w:szCs w:val="21"/>
+              </w:rPr>
+              <w:t xml:space="preserve">How can a program cope with a problem like a missing file?</w:t>
             </w:r>
           </w:p>
           <w:tbl>
@@ -1889,6 +2313,218 @@
               </w:tc>
             </w:tr>
           </w:tbl>
+          <w:p>
+            <w:pPr>
+              <w:keepNext/>
+              <w:spacing w:after="60" w:before="120"/>
+            </w:pPr>
+            <w:r>
+              <w:rPr>
+                <w:rFonts w:ascii="Arial" w:cs="Arial" w:eastAsia="Arial" w:hAnsi="Arial"/>
+                <w:b/>
+                <w:bCs/>
+                <w:sz w:val="21"/>
+                <w:szCs w:val="21"/>
+              </w:rPr>
+              <w:t xml:space="preserve">What is authentication?</w:t>
+            </w:r>
+          </w:p>
+          <w:tbl>
+            <w:tblPr>
+              <w:tblW w:type="dxa" w:w="10026"/>
+              <w:tblBorders>
+                <w:top w:val="single" w:color="auto" w:sz="4"/>
+                <w:left w:val="single" w:color="auto" w:sz="4"/>
+                <w:bottom w:val="single" w:color="auto" w:sz="4"/>
+                <w:right w:val="single" w:color="auto" w:sz="4"/>
+                <w:insideH w:val="single" w:color="auto" w:sz="4"/>
+                <w:insideV w:val="single" w:color="auto" w:sz="4"/>
+              </w:tblBorders>
+            </w:tblPr>
+            <w:tblGrid>
+              <w:gridCol w:w="10026"/>
+            </w:tblGrid>
+            <w:tr>
+              <w:trPr>
+                <w:cantSplit/>
+                <w:trHeight w:val="460" w:hRule="exact"/>
+              </w:trPr>
+              <w:tc>
+                <w:tcPr>
+                  <w:tcW w:type="dxa" w:w="10026"/>
+                  <w:tcBorders>
+                    <w:top w:val="none" w:color="FFFFFF" w:sz="0"/>
+                    <w:left w:val="none" w:color="FFFFFF" w:sz="0"/>
+                    <w:bottom w:val="dotted" w:color="9AA8BC" w:sz="6"/>
+                    <w:right w:val="none" w:color="FFFFFF" w:sz="0"/>
+                  </w:tcBorders>
+                  <w:tcMar>
+                    <w:left w:type="dxa" w:w="0"/>
+                    <w:bottom w:type="dxa" w:w="20"/>
+                    <w:right w:type="dxa" w:w="0"/>
+                  </w:tcMar>
+                  <w:vAlign w:val="bottom"/>
+                </w:tcPr>
+                <w:p>
+                  <w:pPr>
+                    <w:spacing w:after="0" w:before="0"/>
+                  </w:pPr>
+                  <w:r>
+                    <w:rPr>
+                      <w:rFonts w:ascii="Arial" w:cs="Arial" w:eastAsia="Arial" w:hAnsi="Arial"/>
+                      <w:color w:val="5A6B85"/>
+                      <w:sz w:val="21"/>
+                      <w:szCs w:val="21"/>
+                    </w:rPr>
+                    <w:t xml:space="preserve"/>
+                  </w:r>
+                </w:p>
+              </w:tc>
+            </w:tr>
+            <w:tr>
+              <w:trPr>
+                <w:cantSplit/>
+                <w:trHeight w:val="460" w:hRule="exact"/>
+              </w:trPr>
+              <w:tc>
+                <w:tcPr>
+                  <w:tcW w:type="dxa" w:w="10026"/>
+                  <w:tcBorders>
+                    <w:top w:val="none" w:color="FFFFFF" w:sz="0"/>
+                    <w:left w:val="none" w:color="FFFFFF" w:sz="0"/>
+                    <w:bottom w:val="dotted" w:color="9AA8BC" w:sz="6"/>
+                    <w:right w:val="none" w:color="FFFFFF" w:sz="0"/>
+                  </w:tcBorders>
+                  <w:tcMar>
+                    <w:left w:type="dxa" w:w="0"/>
+                    <w:bottom w:type="dxa" w:w="20"/>
+                    <w:right w:type="dxa" w:w="0"/>
+                  </w:tcMar>
+                  <w:vAlign w:val="bottom"/>
+                </w:tcPr>
+                <w:p>
+                  <w:pPr>
+                    <w:spacing w:after="0" w:before="0"/>
+                  </w:pPr>
+                  <w:r>
+                    <w:rPr>
+                      <w:rFonts w:ascii="Arial" w:cs="Arial" w:eastAsia="Arial" w:hAnsi="Arial"/>
+                      <w:color w:val="5A6B85"/>
+                      <w:sz w:val="21"/>
+                      <w:szCs w:val="21"/>
+                    </w:rPr>
+                    <w:t xml:space="preserve"/>
+                  </w:r>
+                </w:p>
+              </w:tc>
+            </w:tr>
+          </w:tbl>
+          <w:p>
+            <w:pPr>
+              <w:keepNext/>
+              <w:spacing w:after="60" w:before="120"/>
+            </w:pPr>
+            <w:r>
+              <w:rPr>
+                <w:rFonts w:ascii="Arial" w:cs="Arial" w:eastAsia="Arial" w:hAnsi="Arial"/>
+                <w:b/>
+                <w:bCs/>
+                <w:sz w:val="21"/>
+                <w:szCs w:val="21"/>
+              </w:rPr>
+              <w:t xml:space="preserve">Which is the strongest password?</w:t>
+            </w:r>
+          </w:p>
+          <w:tbl>
+            <w:tblPr>
+              <w:tblW w:type="dxa" w:w="10026"/>
+              <w:tblBorders>
+                <w:top w:val="single" w:color="auto" w:sz="4"/>
+                <w:left w:val="single" w:color="auto" w:sz="4"/>
+                <w:bottom w:val="single" w:color="auto" w:sz="4"/>
+                <w:right w:val="single" w:color="auto" w:sz="4"/>
+                <w:insideH w:val="single" w:color="auto" w:sz="4"/>
+                <w:insideV w:val="single" w:color="auto" w:sz="4"/>
+              </w:tblBorders>
+            </w:tblPr>
+            <w:tblGrid>
+              <w:gridCol w:w="10026"/>
+            </w:tblGrid>
+            <w:tr>
+              <w:trPr>
+                <w:cantSplit/>
+                <w:trHeight w:val="460" w:hRule="exact"/>
+              </w:trPr>
+              <w:tc>
+                <w:tcPr>
+                  <w:tcW w:type="dxa" w:w="10026"/>
+                  <w:tcBorders>
+                    <w:top w:val="none" w:color="FFFFFF" w:sz="0"/>
+                    <w:left w:val="none" w:color="FFFFFF" w:sz="0"/>
+                    <w:bottom w:val="dotted" w:color="9AA8BC" w:sz="6"/>
+                    <w:right w:val="none" w:color="FFFFFF" w:sz="0"/>
+                  </w:tcBorders>
+                  <w:tcMar>
+                    <w:left w:type="dxa" w:w="0"/>
+                    <w:bottom w:type="dxa" w:w="20"/>
+                    <w:right w:type="dxa" w:w="0"/>
+                  </w:tcMar>
+                  <w:vAlign w:val="bottom"/>
+                </w:tcPr>
+                <w:p>
+                  <w:pPr>
+                    <w:spacing w:after="0" w:before="0"/>
+                  </w:pPr>
+                  <w:r>
+                    <w:rPr>
+                      <w:rFonts w:ascii="Arial" w:cs="Arial" w:eastAsia="Arial" w:hAnsi="Arial"/>
+                      <w:color w:val="5A6B85"/>
+                      <w:sz w:val="21"/>
+                      <w:szCs w:val="21"/>
+                    </w:rPr>
+                    <w:t xml:space="preserve"/>
+                  </w:r>
+                </w:p>
+              </w:tc>
+            </w:tr>
+            <w:tr>
+              <w:trPr>
+                <w:cantSplit/>
+                <w:trHeight w:val="460" w:hRule="exact"/>
+              </w:trPr>
+              <w:tc>
+                <w:tcPr>
+                  <w:tcW w:type="dxa" w:w="10026"/>
+                  <w:tcBorders>
+                    <w:top w:val="none" w:color="FFFFFF" w:sz="0"/>
+                    <w:left w:val="none" w:color="FFFFFF" w:sz="0"/>
+                    <w:bottom w:val="dotted" w:color="9AA8BC" w:sz="6"/>
+                    <w:right w:val="none" w:color="FFFFFF" w:sz="0"/>
+                  </w:tcBorders>
+                  <w:tcMar>
+                    <w:left w:type="dxa" w:w="0"/>
+                    <w:bottom w:type="dxa" w:w="20"/>
+                    <w:right w:type="dxa" w:w="0"/>
+                  </w:tcMar>
+                  <w:vAlign w:val="bottom"/>
+                </w:tcPr>
+                <w:p>
+                  <w:pPr>
+                    <w:spacing w:after="0" w:before="0"/>
+                  </w:pPr>
+                  <w:r>
+                    <w:rPr>
+                      <w:rFonts w:ascii="Arial" w:cs="Arial" w:eastAsia="Arial" w:hAnsi="Arial"/>
+                      <w:color w:val="5A6B85"/>
+                      <w:sz w:val="21"/>
+                      <w:szCs w:val="21"/>
+                    </w:rPr>
+                    <w:t xml:space="preserve"/>
+                  </w:r>
+                </w:p>
+              </w:tc>
+            </w:tr>
+          </w:tbl>
           <w:p/>
         </w:tc>
       </w:tr>
@@ -2080,6 +2716,218 @@
                 <w:szCs w:val="21"/>
               </w:rPr>
               <w:t xml:space="preserve">Why is a reset link sent to your email, not shown on screen?</w:t>
+            </w:r>
+          </w:p>
+          <w:tbl>
+            <w:tblPr>
+              <w:tblW w:type="dxa" w:w="10026"/>
+              <w:tblBorders>
+                <w:top w:val="single" w:color="auto" w:sz="4"/>
+                <w:left w:val="single" w:color="auto" w:sz="4"/>
+                <w:bottom w:val="single" w:color="auto" w:sz="4"/>
+                <w:right w:val="single" w:color="auto" w:sz="4"/>
+                <w:insideH w:val="single" w:color="auto" w:sz="4"/>
+                <w:insideV w:val="single" w:color="auto" w:sz="4"/>
+              </w:tblBorders>
+            </w:tblPr>
+            <w:tblGrid>
+              <w:gridCol w:w="10026"/>
+            </w:tblGrid>
+            <w:tr>
+              <w:trPr>
+                <w:cantSplit/>
+                <w:trHeight w:val="460" w:hRule="exact"/>
+              </w:trPr>
+              <w:tc>
+                <w:tcPr>
+                  <w:tcW w:type="dxa" w:w="10026"/>
+                  <w:tcBorders>
+                    <w:top w:val="none" w:color="FFFFFF" w:sz="0"/>
+                    <w:left w:val="none" w:color="FFFFFF" w:sz="0"/>
+                    <w:bottom w:val="dotted" w:color="9AA8BC" w:sz="6"/>
+                    <w:right w:val="none" w:color="FFFFFF" w:sz="0"/>
+                  </w:tcBorders>
+                  <w:tcMar>
+                    <w:left w:type="dxa" w:w="0"/>
+                    <w:bottom w:type="dxa" w:w="20"/>
+                    <w:right w:type="dxa" w:w="0"/>
+                  </w:tcMar>
+                  <w:vAlign w:val="bottom"/>
+                </w:tcPr>
+                <w:p>
+                  <w:pPr>
+                    <w:spacing w:after="0" w:before="0"/>
+                  </w:pPr>
+                  <w:r>
+                    <w:rPr>
+                      <w:rFonts w:ascii="Arial" w:cs="Arial" w:eastAsia="Arial" w:hAnsi="Arial"/>
+                      <w:color w:val="5A6B85"/>
+                      <w:sz w:val="21"/>
+                      <w:szCs w:val="21"/>
+                    </w:rPr>
+                    <w:t xml:space="preserve"/>
+                  </w:r>
+                </w:p>
+              </w:tc>
+            </w:tr>
+            <w:tr>
+              <w:trPr>
+                <w:cantSplit/>
+                <w:trHeight w:val="460" w:hRule="exact"/>
+              </w:trPr>
+              <w:tc>
+                <w:tcPr>
+                  <w:tcW w:type="dxa" w:w="10026"/>
+                  <w:tcBorders>
+                    <w:top w:val="none" w:color="FFFFFF" w:sz="0"/>
+                    <w:left w:val="none" w:color="FFFFFF" w:sz="0"/>
+                    <w:bottom w:val="dotted" w:color="9AA8BC" w:sz="6"/>
+                    <w:right w:val="none" w:color="FFFFFF" w:sz="0"/>
+                  </w:tcBorders>
+                  <w:tcMar>
+                    <w:left w:type="dxa" w:w="0"/>
+                    <w:bottom w:type="dxa" w:w="20"/>
+                    <w:right w:type="dxa" w:w="0"/>
+                  </w:tcMar>
+                  <w:vAlign w:val="bottom"/>
+                </w:tcPr>
+                <w:p>
+                  <w:pPr>
+                    <w:spacing w:after="0" w:before="0"/>
+                  </w:pPr>
+                  <w:r>
+                    <w:rPr>
+                      <w:rFonts w:ascii="Arial" w:cs="Arial" w:eastAsia="Arial" w:hAnsi="Arial"/>
+                      <w:color w:val="5A6B85"/>
+                      <w:sz w:val="21"/>
+                      <w:szCs w:val="21"/>
+                    </w:rPr>
+                    <w:t xml:space="preserve"/>
+                  </w:r>
+                </w:p>
+              </w:tc>
+            </w:tr>
+          </w:tbl>
+          <w:p>
+            <w:pPr>
+              <w:keepNext/>
+              <w:spacing w:after="60" w:before="120"/>
+            </w:pPr>
+            <w:r>
+              <w:rPr>
+                <w:rFonts w:ascii="Arial" w:cs="Arial" w:eastAsia="Arial" w:hAnsi="Arial"/>
+                <w:b/>
+                <w:bCs/>
+                <w:sz w:val="21"/>
+                <w:szCs w:val="21"/>
+              </w:rPr>
+              <w:t xml:space="preserve">Why does a website email a link to reset your password?</w:t>
+            </w:r>
+          </w:p>
+          <w:tbl>
+            <w:tblPr>
+              <w:tblW w:type="dxa" w:w="10026"/>
+              <w:tblBorders>
+                <w:top w:val="single" w:color="auto" w:sz="4"/>
+                <w:left w:val="single" w:color="auto" w:sz="4"/>
+                <w:bottom w:val="single" w:color="auto" w:sz="4"/>
+                <w:right w:val="single" w:color="auto" w:sz="4"/>
+                <w:insideH w:val="single" w:color="auto" w:sz="4"/>
+                <w:insideV w:val="single" w:color="auto" w:sz="4"/>
+              </w:tblBorders>
+            </w:tblPr>
+            <w:tblGrid>
+              <w:gridCol w:w="10026"/>
+            </w:tblGrid>
+            <w:tr>
+              <w:trPr>
+                <w:cantSplit/>
+                <w:trHeight w:val="460" w:hRule="exact"/>
+              </w:trPr>
+              <w:tc>
+                <w:tcPr>
+                  <w:tcW w:type="dxa" w:w="10026"/>
+                  <w:tcBorders>
+                    <w:top w:val="none" w:color="FFFFFF" w:sz="0"/>
+                    <w:left w:val="none" w:color="FFFFFF" w:sz="0"/>
+                    <w:bottom w:val="dotted" w:color="9AA8BC" w:sz="6"/>
+                    <w:right w:val="none" w:color="FFFFFF" w:sz="0"/>
+                  </w:tcBorders>
+                  <w:tcMar>
+                    <w:left w:type="dxa" w:w="0"/>
+                    <w:bottom w:type="dxa" w:w="20"/>
+                    <w:right w:type="dxa" w:w="0"/>
+                  </w:tcMar>
+                  <w:vAlign w:val="bottom"/>
+                </w:tcPr>
+                <w:p>
+                  <w:pPr>
+                    <w:spacing w:after="0" w:before="0"/>
+                  </w:pPr>
+                  <w:r>
+                    <w:rPr>
+                      <w:rFonts w:ascii="Arial" w:cs="Arial" w:eastAsia="Arial" w:hAnsi="Arial"/>
+                      <w:color w:val="5A6B85"/>
+                      <w:sz w:val="21"/>
+                      <w:szCs w:val="21"/>
+                    </w:rPr>
+                    <w:t xml:space="preserve"/>
+                  </w:r>
+                </w:p>
+              </w:tc>
+            </w:tr>
+            <w:tr>
+              <w:trPr>
+                <w:cantSplit/>
+                <w:trHeight w:val="460" w:hRule="exact"/>
+              </w:trPr>
+              <w:tc>
+                <w:tcPr>
+                  <w:tcW w:type="dxa" w:w="10026"/>
+                  <w:tcBorders>
+                    <w:top w:val="none" w:color="FFFFFF" w:sz="0"/>
+                    <w:left w:val="none" w:color="FFFFFF" w:sz="0"/>
+                    <w:bottom w:val="dotted" w:color="9AA8BC" w:sz="6"/>
+                    <w:right w:val="none" w:color="FFFFFF" w:sz="0"/>
+                  </w:tcBorders>
+                  <w:tcMar>
+                    <w:left w:type="dxa" w:w="0"/>
+                    <w:bottom w:type="dxa" w:w="20"/>
+                    <w:right w:type="dxa" w:w="0"/>
+                  </w:tcMar>
+                  <w:vAlign w:val="bottom"/>
+                </w:tcPr>
+                <w:p>
+                  <w:pPr>
+                    <w:spacing w:after="0" w:before="0"/>
+                  </w:pPr>
+                  <w:r>
+                    <w:rPr>
+                      <w:rFonts w:ascii="Arial" w:cs="Arial" w:eastAsia="Arial" w:hAnsi="Arial"/>
+                      <w:color w:val="5A6B85"/>
+                      <w:sz w:val="21"/>
+                      <w:szCs w:val="21"/>
+                    </w:rPr>
+                    <w:t xml:space="preserve"/>
+                  </w:r>
+                </w:p>
+              </w:tc>
+            </w:tr>
+          </w:tbl>
+          <w:p>
+            <w:pPr>
+              <w:keepNext/>
+              <w:spacing w:after="60" w:before="120"/>
+            </w:pPr>
+            <w:r>
+              <w:rPr>
+                <w:rFonts w:ascii="Arial" w:cs="Arial" w:eastAsia="Arial" w:hAnsi="Arial"/>
+                <w:b/>
+                <w:bCs/>
+                <w:sz w:val="21"/>
+                <w:szCs w:val="21"/>
+              </w:rPr>
+              <w:t xml:space="preserve">What is two-factor authentication?</w:t>
             </w:r>
           </w:p>
           <w:tbl>
@@ -2362,7 +3210,219 @@
                 <w:sz w:val="21"/>
                 <w:szCs w:val="21"/>
               </w:rPr>
-              <w:t xml:space="preserve">Why do online forms often have an 'I'm not a robot' box? What else is reCAPTCHA used for?</w:t>
+              <w:t xml:space="preserve">Why would an attacker want a program that fills in forms automatically? Suggest two ways a website can stop one.</w:t>
+            </w:r>
+          </w:p>
+          <w:tbl>
+            <w:tblPr>
+              <w:tblW w:type="dxa" w:w="10026"/>
+              <w:tblBorders>
+                <w:top w:val="single" w:color="auto" w:sz="4"/>
+                <w:left w:val="single" w:color="auto" w:sz="4"/>
+                <w:bottom w:val="single" w:color="auto" w:sz="4"/>
+                <w:right w:val="single" w:color="auto" w:sz="4"/>
+                <w:insideH w:val="single" w:color="auto" w:sz="4"/>
+                <w:insideV w:val="single" w:color="auto" w:sz="4"/>
+              </w:tblBorders>
+            </w:tblPr>
+            <w:tblGrid>
+              <w:gridCol w:w="10026"/>
+            </w:tblGrid>
+            <w:tr>
+              <w:trPr>
+                <w:cantSplit/>
+                <w:trHeight w:val="460" w:hRule="exact"/>
+              </w:trPr>
+              <w:tc>
+                <w:tcPr>
+                  <w:tcW w:type="dxa" w:w="10026"/>
+                  <w:tcBorders>
+                    <w:top w:val="none" w:color="FFFFFF" w:sz="0"/>
+                    <w:left w:val="none" w:color="FFFFFF" w:sz="0"/>
+                    <w:bottom w:val="dotted" w:color="9AA8BC" w:sz="6"/>
+                    <w:right w:val="none" w:color="FFFFFF" w:sz="0"/>
+                  </w:tcBorders>
+                  <w:tcMar>
+                    <w:left w:type="dxa" w:w="0"/>
+                    <w:bottom w:type="dxa" w:w="20"/>
+                    <w:right w:type="dxa" w:w="0"/>
+                  </w:tcMar>
+                  <w:vAlign w:val="bottom"/>
+                </w:tcPr>
+                <w:p>
+                  <w:pPr>
+                    <w:spacing w:after="0" w:before="0"/>
+                  </w:pPr>
+                  <w:r>
+                    <w:rPr>
+                      <w:rFonts w:ascii="Arial" w:cs="Arial" w:eastAsia="Arial" w:hAnsi="Arial"/>
+                      <w:color w:val="5A6B85"/>
+                      <w:sz w:val="21"/>
+                      <w:szCs w:val="21"/>
+                    </w:rPr>
+                    <w:t xml:space="preserve"/>
+                  </w:r>
+                </w:p>
+              </w:tc>
+            </w:tr>
+            <w:tr>
+              <w:trPr>
+                <w:cantSplit/>
+                <w:trHeight w:val="460" w:hRule="exact"/>
+              </w:trPr>
+              <w:tc>
+                <w:tcPr>
+                  <w:tcW w:type="dxa" w:w="10026"/>
+                  <w:tcBorders>
+                    <w:top w:val="none" w:color="FFFFFF" w:sz="0"/>
+                    <w:left w:val="none" w:color="FFFFFF" w:sz="0"/>
+                    <w:bottom w:val="dotted" w:color="9AA8BC" w:sz="6"/>
+                    <w:right w:val="none" w:color="FFFFFF" w:sz="0"/>
+                  </w:tcBorders>
+                  <w:tcMar>
+                    <w:left w:type="dxa" w:w="0"/>
+                    <w:bottom w:type="dxa" w:w="20"/>
+                    <w:right w:type="dxa" w:w="0"/>
+                  </w:tcMar>
+                  <w:vAlign w:val="bottom"/>
+                </w:tcPr>
+                <w:p>
+                  <w:pPr>
+                    <w:spacing w:after="0" w:before="0"/>
+                  </w:pPr>
+                  <w:r>
+                    <w:rPr>
+                      <w:rFonts w:ascii="Arial" w:cs="Arial" w:eastAsia="Arial" w:hAnsi="Arial"/>
+                      <w:color w:val="5A6B85"/>
+                      <w:sz w:val="21"/>
+                      <w:szCs w:val="21"/>
+                    </w:rPr>
+                    <w:t xml:space="preserve"/>
+                  </w:r>
+                </w:p>
+              </w:tc>
+            </w:tr>
+          </w:tbl>
+          <w:p>
+            <w:pPr>
+              <w:keepNext/>
+              <w:spacing w:after="60" w:before="120"/>
+            </w:pPr>
+            <w:r>
+              <w:rPr>
+                <w:rFonts w:ascii="Arial" w:cs="Arial" w:eastAsia="Arial" w:hAnsi="Arial"/>
+                <w:b/>
+                <w:bCs/>
+                <w:sz w:val="21"/>
+                <w:szCs w:val="21"/>
+              </w:rPr>
+              <w:t xml:space="preserve">What is a CAPTCHA used for?</w:t>
+            </w:r>
+          </w:p>
+          <w:tbl>
+            <w:tblPr>
+              <w:tblW w:type="dxa" w:w="10026"/>
+              <w:tblBorders>
+                <w:top w:val="single" w:color="auto" w:sz="4"/>
+                <w:left w:val="single" w:color="auto" w:sz="4"/>
+                <w:bottom w:val="single" w:color="auto" w:sz="4"/>
+                <w:right w:val="single" w:color="auto" w:sz="4"/>
+                <w:insideH w:val="single" w:color="auto" w:sz="4"/>
+                <w:insideV w:val="single" w:color="auto" w:sz="4"/>
+              </w:tblBorders>
+            </w:tblPr>
+            <w:tblGrid>
+              <w:gridCol w:w="10026"/>
+            </w:tblGrid>
+            <w:tr>
+              <w:trPr>
+                <w:cantSplit/>
+                <w:trHeight w:val="460" w:hRule="exact"/>
+              </w:trPr>
+              <w:tc>
+                <w:tcPr>
+                  <w:tcW w:type="dxa" w:w="10026"/>
+                  <w:tcBorders>
+                    <w:top w:val="none" w:color="FFFFFF" w:sz="0"/>
+                    <w:left w:val="none" w:color="FFFFFF" w:sz="0"/>
+                    <w:bottom w:val="dotted" w:color="9AA8BC" w:sz="6"/>
+                    <w:right w:val="none" w:color="FFFFFF" w:sz="0"/>
+                  </w:tcBorders>
+                  <w:tcMar>
+                    <w:left w:type="dxa" w:w="0"/>
+                    <w:bottom w:type="dxa" w:w="20"/>
+                    <w:right w:type="dxa" w:w="0"/>
+                  </w:tcMar>
+                  <w:vAlign w:val="bottom"/>
+                </w:tcPr>
+                <w:p>
+                  <w:pPr>
+                    <w:spacing w:after="0" w:before="0"/>
+                  </w:pPr>
+                  <w:r>
+                    <w:rPr>
+                      <w:rFonts w:ascii="Arial" w:cs="Arial" w:eastAsia="Arial" w:hAnsi="Arial"/>
+                      <w:color w:val="5A6B85"/>
+                      <w:sz w:val="21"/>
+                      <w:szCs w:val="21"/>
+                    </w:rPr>
+                    <w:t xml:space="preserve"/>
+                  </w:r>
+                </w:p>
+              </w:tc>
+            </w:tr>
+            <w:tr>
+              <w:trPr>
+                <w:cantSplit/>
+                <w:trHeight w:val="460" w:hRule="exact"/>
+              </w:trPr>
+              <w:tc>
+                <w:tcPr>
+                  <w:tcW w:type="dxa" w:w="10026"/>
+                  <w:tcBorders>
+                    <w:top w:val="none" w:color="FFFFFF" w:sz="0"/>
+                    <w:left w:val="none" w:color="FFFFFF" w:sz="0"/>
+                    <w:bottom w:val="dotted" w:color="9AA8BC" w:sz="6"/>
+                    <w:right w:val="none" w:color="FFFFFF" w:sz="0"/>
+                  </w:tcBorders>
+                  <w:tcMar>
+                    <w:left w:type="dxa" w:w="0"/>
+                    <w:bottom w:type="dxa" w:w="20"/>
+                    <w:right w:type="dxa" w:w="0"/>
+                  </w:tcMar>
+                  <w:vAlign w:val="bottom"/>
+                </w:tcPr>
+                <w:p>
+                  <w:pPr>
+                    <w:spacing w:after="0" w:before="0"/>
+                  </w:pPr>
+                  <w:r>
+                    <w:rPr>
+                      <w:rFonts w:ascii="Arial" w:cs="Arial" w:eastAsia="Arial" w:hAnsi="Arial"/>
+                      <w:color w:val="5A6B85"/>
+                      <w:sz w:val="21"/>
+                      <w:szCs w:val="21"/>
+                    </w:rPr>
+                    <w:t xml:space="preserve"/>
+                  </w:r>
+                </w:p>
+              </w:tc>
+            </w:tr>
+          </w:tbl>
+          <w:p>
+            <w:pPr>
+              <w:keepNext/>
+              <w:spacing w:after="60" w:before="120"/>
+            </w:pPr>
+            <w:r>
+              <w:rPr>
+                <w:rFonts w:ascii="Arial" w:cs="Arial" w:eastAsia="Arial" w:hAnsi="Arial"/>
+                <w:b/>
+                <w:bCs/>
+                <w:sz w:val="21"/>
+                <w:szCs w:val="21"/>
+              </w:rPr>
+              <w:t xml:space="preserve">How are CAPTCHAs made accessible to people who can't see images?</w:t>
             </w:r>
           </w:p>
           <w:tbl>
@@ -2521,7 +3581,7 @@
                 <w:sz w:val="26"/>
                 <w:szCs w:val="26"/>
               </w:rPr>
-              <w:t xml:space="preserve">Validate an email address</w:t>
+              <w:t xml:space="preserve">Validate a password</w:t>
             </w:r>
           </w:p>
           <w:p>
@@ -2565,7 +3625,7 @@
                 <w:sz w:val="21"/>
                 <w:szCs w:val="21"/>
               </w:rPr>
-              <w:t xml:space="preserve">An email address is valid if...</w:t>
+              <w:t xml:space="preserve">A password is accepted if...</w:t>
             </w:r>
           </w:p>
           <w:tbl>
@@ -2645,7 +3705,219 @@
                 <w:sz w:val="21"/>
                 <w:szCs w:val="21"/>
               </w:rPr>
-              <w:t xml:space="preserve">Write the first two lines of your email validation program.</w:t>
+              <w:t xml:space="preserve">Write the first three lines of a password validation program.</w:t>
+            </w:r>
+          </w:p>
+          <w:tbl>
+            <w:tblPr>
+              <w:tblW w:type="dxa" w:w="10026"/>
+              <w:tblBorders>
+                <w:top w:val="single" w:color="auto" w:sz="4"/>
+                <w:left w:val="single" w:color="auto" w:sz="4"/>
+                <w:bottom w:val="single" w:color="auto" w:sz="4"/>
+                <w:right w:val="single" w:color="auto" w:sz="4"/>
+                <w:insideH w:val="single" w:color="auto" w:sz="4"/>
+                <w:insideV w:val="single" w:color="auto" w:sz="4"/>
+              </w:tblBorders>
+            </w:tblPr>
+            <w:tblGrid>
+              <w:gridCol w:w="10026"/>
+            </w:tblGrid>
+            <w:tr>
+              <w:trPr>
+                <w:cantSplit/>
+                <w:trHeight w:val="460" w:hRule="exact"/>
+              </w:trPr>
+              <w:tc>
+                <w:tcPr>
+                  <w:tcW w:type="dxa" w:w="10026"/>
+                  <w:tcBorders>
+                    <w:top w:val="none" w:color="FFFFFF" w:sz="0"/>
+                    <w:left w:val="none" w:color="FFFFFF" w:sz="0"/>
+                    <w:bottom w:val="dotted" w:color="9AA8BC" w:sz="6"/>
+                    <w:right w:val="none" w:color="FFFFFF" w:sz="0"/>
+                  </w:tcBorders>
+                  <w:tcMar>
+                    <w:left w:type="dxa" w:w="0"/>
+                    <w:bottom w:type="dxa" w:w="20"/>
+                    <w:right w:type="dxa" w:w="0"/>
+                  </w:tcMar>
+                  <w:vAlign w:val="bottom"/>
+                </w:tcPr>
+                <w:p>
+                  <w:pPr>
+                    <w:spacing w:after="0" w:before="0"/>
+                  </w:pPr>
+                  <w:r>
+                    <w:rPr>
+                      <w:rFonts w:ascii="Arial" w:cs="Arial" w:eastAsia="Arial" w:hAnsi="Arial"/>
+                      <w:color w:val="5A6B85"/>
+                      <w:sz w:val="21"/>
+                      <w:szCs w:val="21"/>
+                    </w:rPr>
+                    <w:t xml:space="preserve"/>
+                  </w:r>
+                </w:p>
+              </w:tc>
+            </w:tr>
+            <w:tr>
+              <w:trPr>
+                <w:cantSplit/>
+                <w:trHeight w:val="460" w:hRule="exact"/>
+              </w:trPr>
+              <w:tc>
+                <w:tcPr>
+                  <w:tcW w:type="dxa" w:w="10026"/>
+                  <w:tcBorders>
+                    <w:top w:val="none" w:color="FFFFFF" w:sz="0"/>
+                    <w:left w:val="none" w:color="FFFFFF" w:sz="0"/>
+                    <w:bottom w:val="dotted" w:color="9AA8BC" w:sz="6"/>
+                    <w:right w:val="none" w:color="FFFFFF" w:sz="0"/>
+                  </w:tcBorders>
+                  <w:tcMar>
+                    <w:left w:type="dxa" w:w="0"/>
+                    <w:bottom w:type="dxa" w:w="20"/>
+                    <w:right w:type="dxa" w:w="0"/>
+                  </w:tcMar>
+                  <w:vAlign w:val="bottom"/>
+                </w:tcPr>
+                <w:p>
+                  <w:pPr>
+                    <w:spacing w:after="0" w:before="0"/>
+                  </w:pPr>
+                  <w:r>
+                    <w:rPr>
+                      <w:rFonts w:ascii="Arial" w:cs="Arial" w:eastAsia="Arial" w:hAnsi="Arial"/>
+                      <w:color w:val="5A6B85"/>
+                      <w:sz w:val="21"/>
+                      <w:szCs w:val="21"/>
+                    </w:rPr>
+                    <w:t xml:space="preserve"/>
+                  </w:r>
+                </w:p>
+              </w:tc>
+            </w:tr>
+          </w:tbl>
+          <w:p>
+            <w:pPr>
+              <w:keepNext/>
+              <w:spacing w:after="60" w:before="120"/>
+            </w:pPr>
+            <w:r>
+              <w:rPr>
+                <w:rFonts w:ascii="Arial" w:cs="Arial" w:eastAsia="Arial" w:hAnsi="Arial"/>
+                <w:b/>
+                <w:bCs/>
+                <w:sz w:val="21"/>
+                <w:szCs w:val="21"/>
+              </w:rPr>
+              <w:t xml:space="preserve">Which passwords pass all three rules? Select all that apply.</w:t>
+            </w:r>
+          </w:p>
+          <w:tbl>
+            <w:tblPr>
+              <w:tblW w:type="dxa" w:w="10026"/>
+              <w:tblBorders>
+                <w:top w:val="single" w:color="auto" w:sz="4"/>
+                <w:left w:val="single" w:color="auto" w:sz="4"/>
+                <w:bottom w:val="single" w:color="auto" w:sz="4"/>
+                <w:right w:val="single" w:color="auto" w:sz="4"/>
+                <w:insideH w:val="single" w:color="auto" w:sz="4"/>
+                <w:insideV w:val="single" w:color="auto" w:sz="4"/>
+              </w:tblBorders>
+            </w:tblPr>
+            <w:tblGrid>
+              <w:gridCol w:w="10026"/>
+            </w:tblGrid>
+            <w:tr>
+              <w:trPr>
+                <w:cantSplit/>
+                <w:trHeight w:val="460" w:hRule="exact"/>
+              </w:trPr>
+              <w:tc>
+                <w:tcPr>
+                  <w:tcW w:type="dxa" w:w="10026"/>
+                  <w:tcBorders>
+                    <w:top w:val="none" w:color="FFFFFF" w:sz="0"/>
+                    <w:left w:val="none" w:color="FFFFFF" w:sz="0"/>
+                    <w:bottom w:val="dotted" w:color="9AA8BC" w:sz="6"/>
+                    <w:right w:val="none" w:color="FFFFFF" w:sz="0"/>
+                  </w:tcBorders>
+                  <w:tcMar>
+                    <w:left w:type="dxa" w:w="0"/>
+                    <w:bottom w:type="dxa" w:w="20"/>
+                    <w:right w:type="dxa" w:w="0"/>
+                  </w:tcMar>
+                  <w:vAlign w:val="bottom"/>
+                </w:tcPr>
+                <w:p>
+                  <w:pPr>
+                    <w:spacing w:after="0" w:before="0"/>
+                  </w:pPr>
+                  <w:r>
+                    <w:rPr>
+                      <w:rFonts w:ascii="Arial" w:cs="Arial" w:eastAsia="Arial" w:hAnsi="Arial"/>
+                      <w:color w:val="5A6B85"/>
+                      <w:sz w:val="21"/>
+                      <w:szCs w:val="21"/>
+                    </w:rPr>
+                    <w:t xml:space="preserve"/>
+                  </w:r>
+                </w:p>
+              </w:tc>
+            </w:tr>
+            <w:tr>
+              <w:trPr>
+                <w:cantSplit/>
+                <w:trHeight w:val="460" w:hRule="exact"/>
+              </w:trPr>
+              <w:tc>
+                <w:tcPr>
+                  <w:tcW w:type="dxa" w:w="10026"/>
+                  <w:tcBorders>
+                    <w:top w:val="none" w:color="FFFFFF" w:sz="0"/>
+                    <w:left w:val="none" w:color="FFFFFF" w:sz="0"/>
+                    <w:bottom w:val="dotted" w:color="9AA8BC" w:sz="6"/>
+                    <w:right w:val="none" w:color="FFFFFF" w:sz="0"/>
+                  </w:tcBorders>
+                  <w:tcMar>
+                    <w:left w:type="dxa" w:w="0"/>
+                    <w:bottom w:type="dxa" w:w="20"/>
+                    <w:right w:type="dxa" w:w="0"/>
+                  </w:tcMar>
+                  <w:vAlign w:val="bottom"/>
+                </w:tcPr>
+                <w:p>
+                  <w:pPr>
+                    <w:spacing w:after="0" w:before="0"/>
+                  </w:pPr>
+                  <w:r>
+                    <w:rPr>
+                      <w:rFonts w:ascii="Arial" w:cs="Arial" w:eastAsia="Arial" w:hAnsi="Arial"/>
+                      <w:color w:val="5A6B85"/>
+                      <w:sz w:val="21"/>
+                      <w:szCs w:val="21"/>
+                    </w:rPr>
+                    <w:t xml:space="preserve"/>
+                  </w:r>
+                </w:p>
+              </w:tc>
+            </w:tr>
+          </w:tbl>
+          <w:p>
+            <w:pPr>
+              <w:keepNext/>
+              <w:spacing w:after="60" w:before="120"/>
+            </w:pPr>
+            <w:r>
+              <w:rPr>
+                <w:rFonts w:ascii="Arial" w:cs="Arial" w:eastAsia="Arial" w:hAnsi="Arial"/>
+                <w:b/>
+                <w:bCs/>
+                <w:sz w:val="21"/>
+                <w:szCs w:val="21"/>
+              </w:rPr>
+              <w:t xml:space="preserve">Why does the program use strip() on the input first?</w:t>
             </w:r>
           </w:p>
           <w:tbl>
@@ -3684,7 +4956,7 @@
                 <w:sz w:val="21"/>
                 <w:szCs w:val="21"/>
               </w:rPr>
-              <w:t xml:space="preserve">What issues should a programmer consider to ensure a program caters for all likely input values?</w:t>
+              <w:t xml:space="preserve">How can a program defend itself against careless users and deliberate attackers?</w:t>
             </w:r>
           </w:p>
           <w:tbl>
@@ -3913,7 +5185,7 @@
                 <w:sz w:val="21"/>
                 <w:szCs w:val="21"/>
               </w:rPr>
-              <w:t xml:space="preserve">a)  Explain what is meant by authentication.  </w:t>
+              <w:t xml:space="preserve">a)  Describe what is meant by authentication, using an example.  </w:t>
             </w:r>
             <w:r>
               <w:rPr>
@@ -4028,7 +5300,7 @@
                 <w:sz w:val="21"/>
                 <w:szCs w:val="21"/>
               </w:rPr>
-              <w:t xml:space="preserve">b)  Describe two ways a website can check that a new user is a real person.  </w:t>
+              <w:t xml:space="preserve">b)  Describe two techniques a website can use to stop automated programs creating accounts.  </w:t>
             </w:r>
             <w:r>
               <w:rPr>
@@ -4217,7 +5489,7 @@
                 <w:sz w:val="21"/>
                 <w:szCs w:val="21"/>
               </w:rPr>
-              <w:t xml:space="preserve">c)  Explain why a program should use exception handling.  </w:t>
+              <w:t xml:space="preserve">c)  A program divides one number by another entered by the user. Explain how the programmer should handle a division by zero.  </w:t>
             </w:r>
             <w:r>
               <w:rPr>
@@ -4226,7 +5498,7 @@
                 <w:sz w:val="21"/>
                 <w:szCs w:val="21"/>
               </w:rPr>
-              <w:t xml:space="preserve">[2]</w:t>
+              <w:t xml:space="preserve">[3]</w:t>
             </w:r>
           </w:p>
           <w:tbl>
@@ -4244,6 +5516,43 @@
             <w:tblGrid>
               <w:gridCol w:w="10026"/>
             </w:tblGrid>
+            <w:tr>
+              <w:trPr>
+                <w:cantSplit/>
+                <w:trHeight w:val="460" w:hRule="exact"/>
+              </w:trPr>
+              <w:tc>
+                <w:tcPr>
+                  <w:tcW w:type="dxa" w:w="10026"/>
+                  <w:tcBorders>
+                    <w:top w:val="none" w:color="FFFFFF" w:sz="0"/>
+                    <w:left w:val="none" w:color="FFFFFF" w:sz="0"/>
+                    <w:bottom w:val="dotted" w:color="9AA8BC" w:sz="6"/>
+                    <w:right w:val="none" w:color="FFFFFF" w:sz="0"/>
+                  </w:tcBorders>
+                  <w:tcMar>
+                    <w:left w:type="dxa" w:w="0"/>
+                    <w:bottom w:type="dxa" w:w="20"/>
+                    <w:right w:type="dxa" w:w="0"/>
+                  </w:tcMar>
+                  <w:vAlign w:val="bottom"/>
+                </w:tcPr>
+                <w:p>
+                  <w:pPr>
+                    <w:spacing w:after="0" w:before="0"/>
+                  </w:pPr>
+                  <w:r>
+                    <w:rPr>
+                      <w:rFonts w:ascii="Arial" w:cs="Arial" w:eastAsia="Arial" w:hAnsi="Arial"/>
+                      <w:color w:val="5A6B85"/>
+                      <w:sz w:val="21"/>
+                      <w:szCs w:val="21"/>
+                    </w:rPr>
+                    <w:t xml:space="preserve"/>
+                  </w:r>
+                </w:p>
+              </w:tc>
+            </w:tr>
             <w:tr>
               <w:trPr>
                 <w:cantSplit/>

--- a/worksheets/RP_L2_CyberDefenceHQ_Worksheet.docx
+++ b/worksheets/RP_L2_CyberDefenceHQ_Worksheet.docx
@@ -1725,7 +1725,7 @@
                 <w:sz w:val="21"/>
                 <w:szCs w:val="21"/>
               </w:rPr>
-              <w:t xml:space="preserve">Fill in the four problems from your workbook images.</w:t>
+              <w:t xml:space="preserve">Fill in the four problems shown on the wall.</w:t>
             </w:r>
           </w:p>
           <w:tbl>
